--- a/cv1.docx
+++ b/cv1.docx
@@ -194,10 +194,10 @@
               <wp:anchor behindDoc="0" distT="1270" distB="635" distL="635" distR="1270" simplePos="0" locked="0" layoutInCell="1" allowOverlap="1" relativeHeight="2">
                 <wp:simplePos x="0" y="0"/>
                 <wp:positionH relativeFrom="column">
-                  <wp:posOffset>72390</wp:posOffset>
+                  <wp:posOffset>71120</wp:posOffset>
                 </wp:positionH>
                 <wp:positionV relativeFrom="paragraph">
-                  <wp:posOffset>36195</wp:posOffset>
+                  <wp:posOffset>33655</wp:posOffset>
                 </wp:positionV>
                 <wp:extent cx="6864350" cy="36830"/>
                 <wp:effectExtent l="635" t="1270" r="1270" b="635"/>
@@ -216,12 +216,11 @@
                           <a:avLst/>
                           <a:gdLst>
                             <a:gd name="textAreaLeft" fmla="*/ 0 w 3891600"/>
-                            <a:gd name="textAreaRight" fmla="*/ 3913920 w 3891600"/>
-                            <a:gd name="textAreaTop" fmla="*/ 14760 h 20880"/>
-                            <a:gd name="textAreaBottom" fmla="*/ 67680 h 20880"/>
+                            <a:gd name="textAreaRight" fmla="*/ 3914640 w 3891600"/>
+                            <a:gd name="textAreaTop" fmla="*/ 15120 h 20880"/>
+                            <a:gd name="textAreaBottom" fmla="*/ 70200 h 20880"/>
                           </a:gdLst>
                           <a:ahLst/>
-                          <a:cxnLst/>
                           <a:rect l="textAreaLeft" t="textAreaTop" r="textAreaRight" b="textAreaBottom"/>
                           <a:pathLst>
                             <a:path w="21600" h="21600">
@@ -296,7 +295,25 @@
           <w:sz w:val="24"/>
           <w:szCs w:val="24"/>
         </w:rPr>
-        <w:t>Talented Software developer with ~3.5 years of experience in design and development of robust and scalable Java applications based on Microservices architecture and patterns. Proficient in Java, C and Python programming languages. Highly skilled in Data Structures, Algorithms, Distributed system, Object-oriented programming, Optimization, Debugging, Software Architecture and System Design. Love writing clean, modular, loosely-coupled and optimal code.</w:t>
+        <w:t>Talented Software developer with ~</w:t>
+      </w:r>
+      <w:r>
+        <w:rPr>
+          <w:color w:val="595959"/>
+          <w:w w:val="110"/>
+          <w:sz w:val="24"/>
+          <w:szCs w:val="24"/>
+        </w:rPr>
+        <w:t>4</w:t>
+      </w:r>
+      <w:r>
+        <w:rPr>
+          <w:color w:val="595959"/>
+          <w:w w:val="110"/>
+          <w:sz w:val="24"/>
+          <w:szCs w:val="24"/>
+        </w:rPr>
+        <w:t xml:space="preserve"> years of experience in design and development of robust and scalable Java applications based on Microservices architecture and patterns. Proficient in Java, C and Python programming languages. Highly skilled in Data Structures, Algorithms, Distributed system, Object-oriented programming, Optimization, Debugging, Software Architecture and System Design. Love writing clean, modular, loosely-coupled and optimal code.</w:t>
       </w:r>
     </w:p>
     <w:p>
@@ -351,12 +368,43 @@
       </w:pPr>
       <w:r>
         <w:rPr>
-          <w:color w:val="595959"/>
-          <w:w w:val="110"/>
-          <w:sz w:val="24"/>
-          <w:szCs w:val="24"/>
-        </w:rPr>
-        <w:t xml:space="preserve">Company – 50Hertz Ltd.  </w:t>
+          <w:b w:val="false"/>
+          <w:bCs w:val="false"/>
+          <w:color w:val="595959"/>
+          <w:w w:val="110"/>
+          <w:sz w:val="24"/>
+          <w:szCs w:val="24"/>
+        </w:rPr>
+        <w:t>Company</w:t>
+      </w:r>
+      <w:r>
+        <w:rPr>
+          <w:color w:val="595959"/>
+          <w:w w:val="110"/>
+          <w:sz w:val="24"/>
+          <w:szCs w:val="24"/>
+        </w:rPr>
+        <w:t xml:space="preserve"> – </w:t>
+      </w:r>
+      <w:r>
+        <w:rPr>
+          <w:b/>
+          <w:bCs/>
+          <w:color w:val="595959"/>
+          <w:w w:val="110"/>
+          <w:sz w:val="24"/>
+          <w:szCs w:val="24"/>
+        </w:rPr>
+        <w:t>50Hertz Ltd.</w:t>
+      </w:r>
+      <w:r>
+        <w:rPr>
+          <w:color w:val="595959"/>
+          <w:w w:val="110"/>
+          <w:sz w:val="24"/>
+          <w:szCs w:val="24"/>
+        </w:rPr>
+        <w:t xml:space="preserve">  </w:t>
       </w:r>
       <w:r>
         <w:rPr>
@@ -421,18 +469,30 @@
         <w:pStyle w:val="ListParagraph"/>
         <w:numPr>
           <w:ilvl w:val="0"/>
-          <w:numId w:val="1"/>
-        </w:numPr>
+          <w:numId w:val="0"/>
+        </w:numPr>
+        <w:ind w:hanging="0" w:left="720"/>
         <w:rPr/>
       </w:pPr>
       <w:r>
         <w:rPr>
-          <w:color w:val="595959"/>
-          <w:w w:val="110"/>
-          <w:sz w:val="24"/>
-          <w:szCs w:val="24"/>
-        </w:rPr>
-        <w:t>Designation – Software Developer</w:t>
+          <w:b w:val="false"/>
+          <w:bCs w:val="false"/>
+          <w:color w:val="595959"/>
+          <w:w w:val="110"/>
+          <w:sz w:val="24"/>
+          <w:szCs w:val="24"/>
+        </w:rPr>
+        <w:t>Designation</w:t>
+      </w:r>
+      <w:r>
+        <w:rPr>
+          <w:color w:val="595959"/>
+          <w:w w:val="110"/>
+          <w:sz w:val="24"/>
+          <w:szCs w:val="24"/>
+        </w:rPr>
+        <w:t xml:space="preserve"> – Software Developer</w:t>
       </w:r>
     </w:p>
     <w:p>
@@ -613,20 +673,253 @@
     </w:p>
     <w:p>
       <w:pPr>
-        <w:pStyle w:val="Normal"/>
-        <w:rPr>
-          <w:b/>
-          <w:color w:val="595959"/>
-          <w:w w:val="110"/>
-          <w:sz w:val="28"/>
-        </w:rPr>
-      </w:pPr>
-      <w:r>
-        <w:rPr>
-          <w:b/>
-          <w:color w:val="595959"/>
-          <w:w w:val="110"/>
-          <w:sz w:val="28"/>
+        <w:pStyle w:val="ListParagraph"/>
+        <w:numPr>
+          <w:ilvl w:val="0"/>
+          <w:numId w:val="2"/>
+        </w:numPr>
+        <w:rPr>
+          <w:sz w:val="24"/>
+          <w:szCs w:val="24"/>
+        </w:rPr>
+      </w:pPr>
+      <w:r>
+        <w:rPr>
+          <w:b w:val="false"/>
+          <w:bCs w:val="false"/>
+          <w:color w:val="595959"/>
+          <w:w w:val="110"/>
+          <w:sz w:val="24"/>
+          <w:szCs w:val="24"/>
+        </w:rPr>
+        <w:t>Company</w:t>
+      </w:r>
+      <w:r>
+        <w:rPr>
+          <w:color w:val="595959"/>
+          <w:w w:val="110"/>
+          <w:sz w:val="24"/>
+          <w:szCs w:val="24"/>
+        </w:rPr>
+        <w:t xml:space="preserve"> – </w:t>
+      </w:r>
+      <w:r>
+        <w:rPr>
+          <w:b/>
+          <w:bCs/>
+          <w:color w:val="595959"/>
+          <w:w w:val="110"/>
+          <w:sz w:val="24"/>
+          <w:szCs w:val="24"/>
+        </w:rPr>
+        <w:t>M1xchange</w:t>
+      </w:r>
+      <w:r>
+        <w:rPr>
+          <w:color w:val="595959"/>
+          <w:w w:val="110"/>
+          <w:sz w:val="24"/>
+          <w:szCs w:val="24"/>
+        </w:rPr>
+        <w:t xml:space="preserve">  </w:t>
+      </w:r>
+      <w:r>
+        <w:rPr>
+          <w:rFonts w:ascii="icomoon" w:hAnsi="icomoon"/>
+          <w:color w:val="595959"/>
+          <w:w w:val="110"/>
+          <w:sz w:val="24"/>
+          <w:szCs w:val="24"/>
+        </w:rPr>
+        <w:t></w:t>
+      </w:r>
+      <w:r>
+        <w:rPr>
+          <w:color w:val="595959"/>
+          <w:w w:val="110"/>
+          <w:sz w:val="24"/>
+          <w:szCs w:val="24"/>
+        </w:rPr>
+        <w:t xml:space="preserve"> 29</w:t>
+      </w:r>
+      <w:r>
+        <w:rPr>
+          <w:color w:val="595959"/>
+          <w:w w:val="110"/>
+          <w:sz w:val="24"/>
+          <w:szCs w:val="24"/>
+          <w:vertAlign w:val="superscript"/>
+        </w:rPr>
+        <w:t>th</w:t>
+      </w:r>
+      <w:r>
+        <w:rPr>
+          <w:color w:val="595959"/>
+          <w:w w:val="110"/>
+          <w:sz w:val="24"/>
+          <w:szCs w:val="24"/>
+        </w:rPr>
+        <w:t xml:space="preserve"> December 2025 – Current</w:t>
+      </w:r>
+    </w:p>
+    <w:p>
+      <w:pPr>
+        <w:pStyle w:val="ListParagraph"/>
+        <w:numPr>
+          <w:ilvl w:val="0"/>
+          <w:numId w:val="0"/>
+        </w:numPr>
+        <w:ind w:hanging="0" w:left="720"/>
+        <w:rPr/>
+      </w:pPr>
+      <w:r>
+        <w:rPr>
+          <w:b w:val="false"/>
+          <w:bCs w:val="false"/>
+          <w:color w:val="595959"/>
+          <w:w w:val="110"/>
+          <w:sz w:val="24"/>
+          <w:szCs w:val="24"/>
+        </w:rPr>
+        <w:t>Designation</w:t>
+      </w:r>
+      <w:r>
+        <w:rPr>
+          <w:color w:val="595959"/>
+          <w:w w:val="110"/>
+          <w:sz w:val="24"/>
+          <w:szCs w:val="24"/>
+        </w:rPr>
+        <w:t xml:space="preserve"> – Software Developer</w:t>
+      </w:r>
+    </w:p>
+    <w:p>
+      <w:pPr>
+        <w:pStyle w:val="ListParagraph"/>
+        <w:numPr>
+          <w:ilvl w:val="1"/>
+          <w:numId w:val="2"/>
+        </w:numPr>
+        <w:rPr>
+          <w:sz w:val="22"/>
+          <w:szCs w:val="22"/>
+        </w:rPr>
+      </w:pPr>
+      <w:r>
+        <w:rPr>
+          <w:color w:val="595959"/>
+          <w:w w:val="110"/>
+          <w:sz w:val="22"/>
+          <w:szCs w:val="22"/>
+        </w:rPr>
+        <w:t>Worked on the design and development of the new Java (Spring Boot) project from scratch.</w:t>
+      </w:r>
+    </w:p>
+    <w:p>
+      <w:pPr>
+        <w:pStyle w:val="ListParagraph"/>
+        <w:numPr>
+          <w:ilvl w:val="1"/>
+          <w:numId w:val="2"/>
+        </w:numPr>
+        <w:rPr>
+          <w:sz w:val="22"/>
+          <w:szCs w:val="22"/>
+        </w:rPr>
+      </w:pPr>
+      <w:r>
+        <w:rPr>
+          <w:color w:val="595959"/>
+          <w:w w:val="110"/>
+          <w:sz w:val="22"/>
+          <w:szCs w:val="22"/>
+        </w:rPr>
+        <w:t>Worked on the enhancement of the existing Java project for performance optimization.</w:t>
+      </w:r>
+    </w:p>
+    <w:p>
+      <w:pPr>
+        <w:pStyle w:val="ListParagraph"/>
+        <w:numPr>
+          <w:ilvl w:val="1"/>
+          <w:numId w:val="2"/>
+        </w:numPr>
+        <w:rPr>
+          <w:sz w:val="22"/>
+          <w:szCs w:val="22"/>
+        </w:rPr>
+      </w:pPr>
+      <w:r>
+        <w:rPr>
+          <w:color w:val="595959"/>
+          <w:w w:val="110"/>
+          <w:sz w:val="22"/>
+          <w:szCs w:val="22"/>
+        </w:rPr>
+        <w:t>Improved application responsiveness by reducing latency by 25-50 % of the REST APIs.</w:t>
+      </w:r>
+    </w:p>
+    <w:p>
+      <w:pPr>
+        <w:pStyle w:val="ListParagraph"/>
+        <w:numPr>
+          <w:ilvl w:val="1"/>
+          <w:numId w:val="2"/>
+        </w:numPr>
+        <w:rPr>
+          <w:sz w:val="22"/>
+          <w:szCs w:val="22"/>
+        </w:rPr>
+      </w:pPr>
+      <w:r>
+        <w:rPr>
+          <w:color w:val="595959"/>
+          <w:w w:val="110"/>
+          <w:sz w:val="22"/>
+          <w:szCs w:val="22"/>
+        </w:rPr>
+        <w:t>Implemented caching, sharding and replication to boost database performance and scalability.</w:t>
+      </w:r>
+    </w:p>
+    <w:p>
+      <w:pPr>
+        <w:pStyle w:val="ListParagraph"/>
+        <w:numPr>
+          <w:ilvl w:val="1"/>
+          <w:numId w:val="2"/>
+        </w:numPr>
+        <w:rPr>
+          <w:sz w:val="22"/>
+          <w:szCs w:val="22"/>
+        </w:rPr>
+      </w:pPr>
+      <w:r>
+        <w:rPr>
+          <w:color w:val="595959"/>
+          <w:w w:val="110"/>
+          <w:sz w:val="22"/>
+          <w:szCs w:val="22"/>
+        </w:rPr>
+        <w:t>Improved monthly report generation API latency by ~80 percent by using multi-threading.</w:t>
+      </w:r>
+    </w:p>
+    <w:p>
+      <w:pPr>
+        <w:pStyle w:val="ListParagraph"/>
+        <w:numPr>
+          <w:ilvl w:val="0"/>
+          <w:numId w:val="0"/>
+        </w:numPr>
+        <w:ind w:hanging="0" w:left="1440"/>
+        <w:rPr>
+          <w:sz w:val="22"/>
+          <w:szCs w:val="22"/>
+        </w:rPr>
+      </w:pPr>
+      <w:r>
+        <w:rPr>
+          <w:sz w:val="22"/>
+          <w:szCs w:val="22"/>
         </w:rPr>
       </w:r>
     </w:p>
@@ -1079,7 +1372,7 @@
           <w:sz w:val="24"/>
           <w:szCs w:val="24"/>
         </w:rPr>
-        <w:t>EPM</w:t>
+        <w:t>TReDS</w:t>
       </w:r>
       <w:r>
         <w:rPr>
@@ -1090,266 +1383,7 @@
           <w:sz w:val="24"/>
           <w:szCs w:val="24"/>
         </w:rPr>
-        <w:t xml:space="preserve"> - (Java, Spring Boot, Hibernate/JPA, SQL, NoSQL, Kafka, etc)</w:t>
-      </w:r>
-    </w:p>
-    <w:p>
-      <w:pPr>
-        <w:pStyle w:val="ListParagraph"/>
-        <w:numPr>
-          <w:ilvl w:val="0"/>
-          <w:numId w:val="0"/>
-        </w:numPr>
-        <w:ind w:hanging="0" w:left="720"/>
-        <w:jc w:val="both"/>
-        <w:rPr>
-          <w:sz w:val="24"/>
-          <w:szCs w:val="24"/>
-        </w:rPr>
-      </w:pPr>
-      <w:r>
-        <w:rPr>
-          <w:b w:val="false"/>
-          <w:bCs w:val="false"/>
-          <w:color w:val="595959"/>
-          <w:w w:val="110"/>
-          <w:sz w:val="24"/>
-          <w:szCs w:val="24"/>
-        </w:rPr>
-        <w:t>Advanced solution for scheduling and forecasting renewable energy. Algorithmetically predicts power generation using live SCADA data, meteorology.</w:t>
-      </w:r>
-    </w:p>
-    <w:p>
-      <w:pPr>
-        <w:pStyle w:val="ListParagraph"/>
-        <w:numPr>
-          <w:ilvl w:val="0"/>
-          <w:numId w:val="0"/>
-        </w:numPr>
-        <w:ind w:hanging="0" w:left="720"/>
-        <w:jc w:val="both"/>
-        <w:rPr>
-          <w:b w:val="false"/>
-          <w:bCs w:val="false"/>
-          <w:color w:val="595959"/>
-          <w:w w:val="110"/>
-          <w:sz w:val="24"/>
-          <w:szCs w:val="24"/>
-        </w:rPr>
-      </w:pPr>
-      <w:r>
-        <w:rPr>
-          <w:b w:val="false"/>
-          <w:bCs w:val="false"/>
-          <w:color w:val="595959"/>
-          <w:w w:val="110"/>
-          <w:sz w:val="24"/>
-          <w:szCs w:val="24"/>
-        </w:rPr>
-      </w:r>
-    </w:p>
-    <w:p>
-      <w:pPr>
-        <w:pStyle w:val="Normal"/>
-        <w:rPr>
-          <w:sz w:val="26"/>
-          <w:szCs w:val="26"/>
-        </w:rPr>
-      </w:pPr>
-      <w:r>
-        <w:rPr>
-          <w:b/>
-          <w:color w:val="595959"/>
-          <w:w w:val="110"/>
-          <w:sz w:val="26"/>
-          <w:szCs w:val="26"/>
-        </w:rPr>
-        <w:t>PERSONAL PROJECTS</w:t>
-      </w:r>
-    </w:p>
-    <w:p>
-      <w:pPr>
-        <w:pStyle w:val="ListParagraph"/>
-        <w:numPr>
-          <w:ilvl w:val="0"/>
-          <w:numId w:val="3"/>
-        </w:numPr>
-        <w:rPr>
-          <w:b w:val="false"/>
-          <w:bCs w:val="false"/>
-          <w:color w:val="595959"/>
-          <w:w w:val="110"/>
-          <w:sz w:val="24"/>
-          <w:szCs w:val="24"/>
-        </w:rPr>
-      </w:pPr>
-      <w:r>
-        <w:rPr>
-          <w:b/>
-          <w:bCs/>
-          <w:color w:val="595959"/>
-          <w:w w:val="110"/>
-          <w:sz w:val="24"/>
-          <w:szCs w:val="24"/>
-        </w:rPr>
-        <w:t>Cacher</w:t>
-      </w:r>
-      <w:r>
-        <w:rPr>
-          <w:b w:val="false"/>
-          <w:bCs w:val="false"/>
-          <w:color w:val="595959"/>
-          <w:w w:val="110"/>
-          <w:sz w:val="24"/>
-          <w:szCs w:val="24"/>
-        </w:rPr>
-        <w:t xml:space="preserve"> – Distributed key-value in-memory cache system (</w:t>
-      </w:r>
-      <w:hyperlink r:id="rId3">
-        <w:r>
-          <w:rPr>
-            <w:rStyle w:val="Hyperlink"/>
-            <w:b w:val="false"/>
-            <w:bCs w:val="false"/>
-            <w:color w:val="5B277D"/>
-            <w:w w:val="110"/>
-            <w:sz w:val="24"/>
-            <w:szCs w:val="24"/>
-            <w:u w:val="none"/>
-          </w:rPr>
-          <w:t>www.github.com/dipukr/cacher</w:t>
-        </w:r>
-      </w:hyperlink>
-      <w:r>
-        <w:rPr>
-          <w:b w:val="false"/>
-          <w:bCs w:val="false"/>
-          <w:color w:val="595959"/>
-          <w:w w:val="110"/>
-          <w:sz w:val="24"/>
-          <w:szCs w:val="24"/>
-        </w:rPr>
-        <w:t>)</w:t>
-      </w:r>
-    </w:p>
-    <w:p>
-      <w:pPr>
-        <w:pStyle w:val="ListParagraph"/>
-        <w:numPr>
-          <w:ilvl w:val="0"/>
-          <w:numId w:val="3"/>
-        </w:numPr>
-        <w:rPr>
-          <w:sz w:val="24"/>
-          <w:szCs w:val="24"/>
-        </w:rPr>
-      </w:pPr>
-      <w:r>
-        <w:rPr>
-          <w:b/>
-          <w:bCs/>
-          <w:color w:val="595959"/>
-          <w:w w:val="110"/>
-          <w:sz w:val="24"/>
-          <w:szCs w:val="24"/>
-        </w:rPr>
-        <w:t>Stream</w:t>
-      </w:r>
-      <w:r>
-        <w:rPr>
-          <w:color w:val="595959"/>
-          <w:w w:val="110"/>
-          <w:sz w:val="24"/>
-          <w:szCs w:val="24"/>
-        </w:rPr>
-        <w:t xml:space="preserve"> – Distributed message-broker/pub-sub system (</w:t>
-      </w:r>
-      <w:hyperlink r:id="rId4">
-        <w:r>
-          <w:rPr>
-            <w:rStyle w:val="Hyperlink"/>
-            <w:color w:val="5B277D"/>
-            <w:w w:val="110"/>
-            <w:sz w:val="24"/>
-            <w:szCs w:val="24"/>
-            <w:u w:val="none"/>
-          </w:rPr>
-          <w:t>www.github.com/dipukr/stream</w:t>
-        </w:r>
-      </w:hyperlink>
-      <w:r>
-        <w:rPr>
-          <w:color w:val="595959"/>
-          <w:w w:val="110"/>
-          <w:sz w:val="24"/>
-          <w:szCs w:val="24"/>
-        </w:rPr>
-        <w:t>)</w:t>
-      </w:r>
-    </w:p>
-    <w:p>
-      <w:pPr>
-        <w:pStyle w:val="ListParagraph"/>
-        <w:numPr>
-          <w:ilvl w:val="0"/>
-          <w:numId w:val="3"/>
-        </w:numPr>
-        <w:rPr>
-          <w:sz w:val="24"/>
-          <w:szCs w:val="24"/>
-        </w:rPr>
-      </w:pPr>
-      <w:r>
-        <w:rPr>
-          <w:b/>
-          <w:bCs/>
-          <w:color w:val="595959"/>
-          <w:w w:val="110"/>
-          <w:sz w:val="24"/>
-          <w:szCs w:val="24"/>
-        </w:rPr>
-        <w:t>Cron</w:t>
-      </w:r>
-      <w:r>
-        <w:rPr>
-          <w:color w:val="595959"/>
-          <w:w w:val="110"/>
-          <w:sz w:val="24"/>
-          <w:szCs w:val="24"/>
-        </w:rPr>
-        <w:t xml:space="preserve"> – Batch job processing and scheduling framework (</w:t>
-      </w:r>
-      <w:hyperlink r:id="rId5">
-        <w:r>
-          <w:rPr>
-            <w:rStyle w:val="Hyperlink"/>
-            <w:color w:val="5B277D"/>
-            <w:w w:val="110"/>
-            <w:sz w:val="24"/>
-            <w:szCs w:val="24"/>
-            <w:u w:val="none"/>
-          </w:rPr>
-          <w:t>www.github.com/dipukr/c</w:t>
-        </w:r>
-      </w:hyperlink>
-      <w:r>
-        <w:rPr>
-          <w:color w:val="5B277D"/>
-          <w:w w:val="110"/>
-          <w:sz w:val="24"/>
-          <w:szCs w:val="24"/>
-          <w:u w:val="none"/>
-        </w:rPr>
-        <w:t>ron</w:t>
-      </w:r>
-      <w:r>
-        <w:rPr>
-          <w:color w:val="595959"/>
-          <w:w w:val="110"/>
-          <w:sz w:val="24"/>
-          <w:szCs w:val="24"/>
-        </w:rPr>
-        <w:t>)</w:t>
+        <w:t xml:space="preserve"> -  </w:t>
       </w:r>
     </w:p>
     <w:p>
@@ -2757,13 +2791,6 @@
       <w:u w:val="single"/>
     </w:rPr>
   </w:style>
-  <w:style w:type="character" w:styleId="Bulletsuser">
-    <w:name w:val="Bullets (user)"/>
-    <w:qFormat/>
-    <w:rPr>
-      <w:rFonts w:ascii="OpenSymbol" w:hAnsi="OpenSymbol" w:eastAsia="OpenSymbol" w:cs="OpenSymbol"/>
-    </w:rPr>
-  </w:style>
   <w:style w:type="character" w:styleId="Bullets">
     <w:name w:val="Bullets"/>
     <w:qFormat/>
